--- a/file/report/WREM_TechnicalReportTemplate.docx
+++ b/file/report/WREM_TechnicalReportTemplate.docx
@@ -89,19 +89,7 @@
               </w:tabs>
             </w:pPr>
             <w:r>
-              <w:t>Ingrese el nombre de la actividad del curso</w:t>
-            </w:r>
-            <w:r>
-              <w:t xml:space="preserve">, </w:t>
-            </w:r>
-            <w:r>
-              <w:t>el nombre del quiz</w:t>
-            </w:r>
-            <w:r>
-              <w:t xml:space="preserve"> o examen</w:t>
-            </w:r>
-            <w:r>
-              <w:t>.</w:t>
+              <w:t>Ingrese el nombre de la actividad del curso, el nombre del quiz o examen.</w:t>
             </w:r>
           </w:p>
         </w:tc>
@@ -215,17 +203,7 @@
           <w:sz w:val="16"/>
           <w:szCs w:val="16"/>
         </w:rPr>
-        <w:t>I</w:t>
-      </w:r>
-      <w:r>
-        <w:rPr>
-          <w:b/>
-          <w:bCs/>
-          <w:color w:val="auto"/>
-          <w:sz w:val="16"/>
-          <w:szCs w:val="16"/>
-        </w:rPr>
-        <w:t>nforme técnico</w:t>
+        <w:t>Informe técnico</w:t>
       </w:r>
       <w:r>
         <w:rPr>
@@ -233,15 +211,7 @@
           <w:sz w:val="16"/>
           <w:szCs w:val="16"/>
         </w:rPr>
-        <w:t>:</w:t>
-      </w:r>
-      <w:r>
-        <w:rPr>
-          <w:color w:val="auto"/>
-          <w:sz w:val="16"/>
-          <w:szCs w:val="16"/>
-        </w:rPr>
-        <w:t xml:space="preserve"> solo será válido si en cada una de las capturas de pantalla se observa su código de alumno </w:t>
+        <w:t xml:space="preserve">: solo será válido si en cada una de las capturas de pantalla se observa su código de alumno </w:t>
       </w:r>
       <w:r>
         <w:rPr>
@@ -456,7 +426,7 @@
       <w:r>
         <w:fldChar w:fldCharType="separate"/>
       </w:r>
-      <w:hyperlink w:anchor="_Toc230013274" w:history="1">
+      <w:hyperlink w:anchor="_Toc230064317" w:history="1">
         <w:r>
           <w:rPr>
             <w:rStyle w:val="Hyperlink"/>
@@ -482,7 +452,7 @@
             <w:noProof/>
             <w:webHidden/>
           </w:rPr>
-          <w:instrText xml:space="preserve"> PAGEREF _Toc230013274 \h </w:instrText>
+          <w:instrText xml:space="preserve"> PAGEREF _Toc230064317 \h </w:instrText>
         </w:r>
         <w:r>
           <w:rPr>
@@ -530,7 +500,7 @@
           <w14:ligatures w14:val="standardContextual"/>
         </w:rPr>
       </w:pPr>
-      <w:hyperlink w:anchor="_Toc230013275" w:history="1">
+      <w:hyperlink w:anchor="_Toc230064318" w:history="1">
         <w:r>
           <w:rPr>
             <w:rStyle w:val="Hyperlink"/>
@@ -556,7 +526,7 @@
             <w:noProof/>
             <w:webHidden/>
           </w:rPr>
-          <w:instrText xml:space="preserve"> PAGEREF _Toc230013275 \h </w:instrText>
+          <w:instrText xml:space="preserve"> PAGEREF _Toc230064318 \h </w:instrText>
         </w:r>
         <w:r>
           <w:rPr>
@@ -604,7 +574,7 @@
           <w14:ligatures w14:val="standardContextual"/>
         </w:rPr>
       </w:pPr>
-      <w:hyperlink w:anchor="_Toc230013276" w:history="1">
+      <w:hyperlink w:anchor="_Toc230064319" w:history="1">
         <w:r>
           <w:rPr>
             <w:rStyle w:val="Hyperlink"/>
@@ -630,7 +600,7 @@
             <w:noProof/>
             <w:webHidden/>
           </w:rPr>
-          <w:instrText xml:space="preserve"> PAGEREF _Toc230013276 \h </w:instrText>
+          <w:instrText xml:space="preserve"> PAGEREF _Toc230064319 \h </w:instrText>
         </w:r>
         <w:r>
           <w:rPr>
@@ -678,7 +648,7 @@
           <w14:ligatures w14:val="standardContextual"/>
         </w:rPr>
       </w:pPr>
-      <w:hyperlink w:anchor="_Toc230013277" w:history="1">
+      <w:hyperlink w:anchor="_Toc230064320" w:history="1">
         <w:r>
           <w:rPr>
             <w:rStyle w:val="Hyperlink"/>
@@ -704,7 +674,7 @@
             <w:noProof/>
             <w:webHidden/>
           </w:rPr>
-          <w:instrText xml:space="preserve"> PAGEREF _Toc230013277 \h </w:instrText>
+          <w:instrText xml:space="preserve"> PAGEREF _Toc230064320 \h </w:instrText>
         </w:r>
         <w:r>
           <w:rPr>
@@ -736,16 +706,89 @@
       </w:hyperlink>
     </w:p>
     <w:p>
+      <w:pPr>
+        <w:pStyle w:val="TOC1"/>
+        <w:tabs>
+          <w:tab w:val="right" w:leader="dot" w:pos="9962"/>
+        </w:tabs>
+        <w:rPr>
+          <w:rFonts w:asciiTheme="minorHAnsi" w:eastAsiaTheme="minorEastAsia" w:hAnsiTheme="minorHAnsi" w:cstheme="minorBidi"/>
+          <w:noProof/>
+          <w:color w:val="auto"/>
+          <w:kern w:val="2"/>
+          <w:sz w:val="24"/>
+          <w:szCs w:val="24"/>
+          <w:lang w:val="es-CO" w:eastAsia="es-CO"/>
+          <w14:ligatures w14:val="standardContextual"/>
+        </w:rPr>
+      </w:pPr>
+      <w:hyperlink w:anchor="_Toc230064321" w:history="1">
+        <w:r>
+          <w:rPr>
+            <w:rStyle w:val="Hyperlink"/>
+          </w:rPr>
+          <w:t>Referencias bibliográficas generales</w:t>
+        </w:r>
+        <w:r>
+          <w:rPr>
+            <w:noProof/>
+            <w:webHidden/>
+          </w:rPr>
+          <w:tab/>
+        </w:r>
+        <w:r>
+          <w:rPr>
+            <w:noProof/>
+            <w:webHidden/>
+          </w:rPr>
+          <w:fldChar w:fldCharType="begin"/>
+        </w:r>
+        <w:r>
+          <w:rPr>
+            <w:noProof/>
+            <w:webHidden/>
+          </w:rPr>
+          <w:instrText xml:space="preserve"> PAGEREF _Toc230064321 \h </w:instrText>
+        </w:r>
+        <w:r>
+          <w:rPr>
+            <w:noProof/>
+            <w:webHidden/>
+          </w:rPr>
+        </w:r>
+        <w:r>
+          <w:rPr>
+            <w:noProof/>
+            <w:webHidden/>
+          </w:rPr>
+          <w:fldChar w:fldCharType="separate"/>
+        </w:r>
+        <w:r>
+          <w:rPr>
+            <w:noProof/>
+            <w:webHidden/>
+          </w:rPr>
+          <w:t>1</w:t>
+        </w:r>
+        <w:r>
+          <w:rPr>
+            <w:noProof/>
+            <w:webHidden/>
+          </w:rPr>
+          <w:fldChar w:fldCharType="end"/>
+        </w:r>
+      </w:hyperlink>
+    </w:p>
+    <w:p>
       <w:r>
         <w:fldChar w:fldCharType="end"/>
       </w:r>
     </w:p>
-    <w:p/>
     <w:p>
       <w:pPr>
         <w:pStyle w:val="Heading1"/>
       </w:pPr>
-      <w:bookmarkStart w:id="0" w:name="_Toc230013274"/>
+      <w:bookmarkStart w:id="0" w:name="_Toc230064317"/>
       <w:r>
         <w:t>1. Actividad</w:t>
       </w:r>
@@ -773,7 +816,7 @@
     </w:p>
     <w:p>
       <w:r>
-        <w:t>Referencias…</w:t>
+        <w:t>Referencias particulares…</w:t>
       </w:r>
     </w:p>
     <w:p/>
@@ -781,7 +824,7 @@
       <w:pPr>
         <w:pStyle w:val="Heading1"/>
       </w:pPr>
-      <w:bookmarkStart w:id="1" w:name="_Toc230013275"/>
+      <w:bookmarkStart w:id="1" w:name="_Toc230064318"/>
       <w:r>
         <w:t>2. Actividad</w:t>
       </w:r>
@@ -813,7 +856,7 @@
     </w:p>
     <w:p>
       <w:r>
-        <w:t>Referencias…</w:t>
+        <w:t>Referencias particulares…</w:t>
       </w:r>
     </w:p>
     <w:p>
@@ -825,16 +868,9 @@
     </w:p>
     <w:p>
       <w:pPr>
-        <w:rPr>
-          <w:lang w:val="es-ES_tradnl"/>
-        </w:rPr>
-      </w:pPr>
-    </w:p>
-    <w:p>
-      <w:pPr>
         <w:pStyle w:val="Heading1"/>
       </w:pPr>
-      <w:bookmarkStart w:id="2" w:name="_Toc230013276"/>
+      <w:bookmarkStart w:id="2" w:name="_Toc230064319"/>
       <w:r>
         <w:t>3. Actividad</w:t>
       </w:r>
@@ -862,17 +898,16 @@
     </w:p>
     <w:p>
       <w:r>
-        <w:t>Referencias…</w:t>
+        <w:t>Referencias particulares…</w:t>
       </w:r>
     </w:p>
     <w:p/>
-    <w:p/>
     <w:p>
       <w:pPr>
         <w:pStyle w:val="Heading1"/>
       </w:pPr>
       <w:bookmarkStart w:id="3" w:name="_Toc205620316"/>
-      <w:bookmarkStart w:id="4" w:name="_Toc230013277"/>
+      <w:bookmarkStart w:id="4" w:name="_Toc230064320"/>
       <w:r>
         <w:t>Listado de anexos</w:t>
       </w:r>
@@ -952,10 +987,72 @@
       </w:tr>
     </w:tbl>
     <w:p/>
+    <w:p>
+      <w:pPr>
+        <w:pStyle w:val="Heading1"/>
+      </w:pPr>
+      <w:bookmarkStart w:id="5" w:name="_Toc205620317"/>
+      <w:bookmarkStart w:id="6" w:name="_Toc225060035"/>
+      <w:bookmarkStart w:id="7" w:name="_Toc230064321"/>
+      <w:r>
+        <w:t>Referencias bibliográficas</w:t>
+      </w:r>
+      <w:bookmarkEnd w:id="5"/>
+      <w:bookmarkEnd w:id="6"/>
+      <w:r>
+        <w:t xml:space="preserve"> generales</w:t>
+      </w:r>
+      <w:bookmarkEnd w:id="7"/>
+    </w:p>
+    <w:p>
+      <w:pPr>
+        <w:rPr>
+          <w:sz w:val="16"/>
+          <w:szCs w:val="16"/>
+        </w:rPr>
+      </w:pPr>
+      <w:hyperlink r:id="rId8" w:history="1">
+        <w:r>
+          <w:rPr>
+            <w:rStyle w:val="Hyperlink"/>
+            <w:noProof w:val="0"/>
+            <w:szCs w:val="16"/>
+          </w:rPr>
+          <w:t>https://normas-apa.org/referencias/</w:t>
+        </w:r>
+      </w:hyperlink>
+    </w:p>
+    <w:p/>
+    <w:p>
+      <w:pPr>
+        <w:pStyle w:val="ListParagraph"/>
+        <w:numPr>
+          <w:ilvl w:val="0"/>
+          <w:numId w:val="12"/>
+        </w:numPr>
+      </w:pPr>
+      <w:r>
+        <w:t>Referencia 1</w:t>
+      </w:r>
+    </w:p>
+    <w:p>
+      <w:pPr>
+        <w:pStyle w:val="ListParagraph"/>
+        <w:numPr>
+          <w:ilvl w:val="0"/>
+          <w:numId w:val="12"/>
+        </w:numPr>
+      </w:pPr>
+      <w:r>
+        <w:t>Referencia 2</w:t>
+      </w:r>
+    </w:p>
+    <w:p/>
+    <w:p/>
     <w:sectPr>
-      <w:headerReference w:type="default" r:id="rId8"/>
-      <w:footerReference w:type="even" r:id="rId9"/>
-      <w:footerReference w:type="default" r:id="rId10"/>
+      <w:headerReference w:type="default" r:id="rId9"/>
+      <w:footerReference w:type="even" r:id="rId10"/>
+      <w:footerReference w:type="default" r:id="rId11"/>
       <w:pgSz w:w="12240" w:h="15840" w:code="1"/>
       <w:pgMar w:top="851" w:right="1134" w:bottom="851" w:left="1134" w:header="425" w:footer="425" w:gutter="0"/>
       <w:cols w:space="720"/>
@@ -1344,8 +1441,8 @@
           <w:tcW w:w="995" w:type="pct"/>
           <w:vAlign w:val="center"/>
         </w:tcPr>
-        <w:bookmarkStart w:id="5" w:name="_Hlk534720586"/>
-        <w:bookmarkStart w:id="6" w:name="_Hlk534720587"/>
+        <w:bookmarkStart w:id="8" w:name="_Hlk534720586"/>
+        <w:bookmarkStart w:id="9" w:name="_Hlk534720587"/>
         <w:p>
           <w:pPr>
             <w:jc w:val="left"/>
@@ -1395,6 +1492,13 @@
               <w:lang w:val="es-CO"/>
             </w:rPr>
             <w:instrText>"</w:instrText>
+          </w:r>
+          <w:r>
+            <w:rPr>
+              <w:sz w:val="12"/>
+              <w:szCs w:val="12"/>
+              <w:lang w:val="es-CO"/>
+            </w:rPr>
           </w:r>
           <w:r>
             <w:rPr>
@@ -1568,8 +1672,8 @@
       </w:tc>
     </w:tr>
   </w:tbl>
-  <w:bookmarkEnd w:id="5"/>
-  <w:bookmarkEnd w:id="6"/>
+  <w:bookmarkEnd w:id="8"/>
+  <w:bookmarkEnd w:id="9"/>
   <w:p>
     <w:pPr>
       <w:pStyle w:val="Header"/>

--- a/file/report/WREM_TechnicalReportTemplate.docx
+++ b/file/report/WREM_TechnicalReportTemplate.docx
@@ -413,7 +413,7 @@
           <w:kern w:val="2"/>
           <w:sz w:val="24"/>
           <w:szCs w:val="24"/>
-          <w:lang w:val="es-CO" w:eastAsia="es-CO"/>
+          <w:lang w:val="en-US" w:eastAsia="en-US"/>
           <w14:ligatures w14:val="standardContextual"/>
         </w:rPr>
       </w:pPr>
@@ -426,7 +426,7 @@
       <w:r>
         <w:fldChar w:fldCharType="separate"/>
       </w:r>
-      <w:hyperlink w:anchor="_Toc230064317" w:history="1">
+      <w:hyperlink w:anchor="_Toc231546794" w:history="1">
         <w:r>
           <w:rPr>
             <w:rStyle w:val="Hyperlink"/>
@@ -452,7 +452,7 @@
             <w:noProof/>
             <w:webHidden/>
           </w:rPr>
-          <w:instrText xml:space="preserve"> PAGEREF _Toc230064317 \h </w:instrText>
+          <w:instrText xml:space="preserve"> PAGEREF _Toc231546794 \h </w:instrText>
         </w:r>
         <w:r>
           <w:rPr>
@@ -496,11 +496,11 @@
           <w:kern w:val="2"/>
           <w:sz w:val="24"/>
           <w:szCs w:val="24"/>
-          <w:lang w:val="es-CO" w:eastAsia="es-CO"/>
+          <w:lang w:val="en-US" w:eastAsia="en-US"/>
           <w14:ligatures w14:val="standardContextual"/>
         </w:rPr>
       </w:pPr>
-      <w:hyperlink w:anchor="_Toc230064318" w:history="1">
+      <w:hyperlink w:anchor="_Toc231546795" w:history="1">
         <w:r>
           <w:rPr>
             <w:rStyle w:val="Hyperlink"/>
@@ -526,7 +526,7 @@
             <w:noProof/>
             <w:webHidden/>
           </w:rPr>
-          <w:instrText xml:space="preserve"> PAGEREF _Toc230064318 \h </w:instrText>
+          <w:instrText xml:space="preserve"> PAGEREF _Toc231546795 \h </w:instrText>
         </w:r>
         <w:r>
           <w:rPr>
@@ -570,11 +570,11 @@
           <w:kern w:val="2"/>
           <w:sz w:val="24"/>
           <w:szCs w:val="24"/>
-          <w:lang w:val="es-CO" w:eastAsia="es-CO"/>
+          <w:lang w:val="en-US" w:eastAsia="en-US"/>
           <w14:ligatures w14:val="standardContextual"/>
         </w:rPr>
       </w:pPr>
-      <w:hyperlink w:anchor="_Toc230064319" w:history="1">
+      <w:hyperlink w:anchor="_Toc231546796" w:history="1">
         <w:r>
           <w:rPr>
             <w:rStyle w:val="Hyperlink"/>
@@ -600,7 +600,7 @@
             <w:noProof/>
             <w:webHidden/>
           </w:rPr>
-          <w:instrText xml:space="preserve"> PAGEREF _Toc230064319 \h </w:instrText>
+          <w:instrText xml:space="preserve"> PAGEREF _Toc231546796 \h </w:instrText>
         </w:r>
         <w:r>
           <w:rPr>
@@ -644,11 +644,11 @@
           <w:kern w:val="2"/>
           <w:sz w:val="24"/>
           <w:szCs w:val="24"/>
-          <w:lang w:val="es-CO" w:eastAsia="es-CO"/>
+          <w:lang w:val="en-US" w:eastAsia="en-US"/>
           <w14:ligatures w14:val="standardContextual"/>
         </w:rPr>
       </w:pPr>
-      <w:hyperlink w:anchor="_Toc230064320" w:history="1">
+      <w:hyperlink w:anchor="_Toc231546797" w:history="1">
         <w:r>
           <w:rPr>
             <w:rStyle w:val="Hyperlink"/>
@@ -674,7 +674,7 @@
             <w:noProof/>
             <w:webHidden/>
           </w:rPr>
-          <w:instrText xml:space="preserve"> PAGEREF _Toc230064320 \h </w:instrText>
+          <w:instrText xml:space="preserve"> PAGEREF _Toc231546797 \h </w:instrText>
         </w:r>
         <w:r>
           <w:rPr>
@@ -718,11 +718,11 @@
           <w:kern w:val="2"/>
           <w:sz w:val="24"/>
           <w:szCs w:val="24"/>
-          <w:lang w:val="es-CO" w:eastAsia="es-CO"/>
+          <w:lang w:val="en-US" w:eastAsia="en-US"/>
           <w14:ligatures w14:val="standardContextual"/>
         </w:rPr>
       </w:pPr>
-      <w:hyperlink w:anchor="_Toc230064321" w:history="1">
+      <w:hyperlink w:anchor="_Toc231546798" w:history="1">
         <w:r>
           <w:rPr>
             <w:rStyle w:val="Hyperlink"/>
@@ -748,7 +748,7 @@
             <w:noProof/>
             <w:webHidden/>
           </w:rPr>
-          <w:instrText xml:space="preserve"> PAGEREF _Toc230064321 \h </w:instrText>
+          <w:instrText xml:space="preserve"> PAGEREF _Toc231546798 \h </w:instrText>
         </w:r>
         <w:r>
           <w:rPr>
@@ -788,7 +788,9 @@
       <w:pPr>
         <w:pStyle w:val="Heading1"/>
       </w:pPr>
-      <w:bookmarkStart w:id="0" w:name="_Toc230064317"/>
+      <w:bookmarkStart w:id="0" w:name="_Toc231546474"/>
+      <w:bookmarkStart w:id="1" w:name="_Toc231546511"/>
+      <w:bookmarkStart w:id="2" w:name="_Toc231546794"/>
       <w:r>
         <w:t>1. Actividad</w:t>
       </w:r>
@@ -802,6 +804,8 @@
         <w:t>…</w:t>
       </w:r>
       <w:bookmarkEnd w:id="0"/>
+      <w:bookmarkEnd w:id="1"/>
+      <w:bookmarkEnd w:id="2"/>
     </w:p>
     <w:p/>
     <w:p>
@@ -824,7 +828,9 @@
       <w:pPr>
         <w:pStyle w:val="Heading1"/>
       </w:pPr>
-      <w:bookmarkStart w:id="1" w:name="_Toc230064318"/>
+      <w:bookmarkStart w:id="3" w:name="_Toc231546475"/>
+      <w:bookmarkStart w:id="4" w:name="_Toc231546512"/>
+      <w:bookmarkStart w:id="5" w:name="_Toc231546795"/>
       <w:r>
         <w:t>2. Actividad</w:t>
       </w:r>
@@ -837,7 +843,9 @@
       <w:r>
         <w:t>…</w:t>
       </w:r>
-      <w:bookmarkEnd w:id="1"/>
+      <w:bookmarkEnd w:id="3"/>
+      <w:bookmarkEnd w:id="4"/>
+      <w:bookmarkEnd w:id="5"/>
     </w:p>
     <w:p>
       <w:pPr>
@@ -870,7 +878,9 @@
       <w:pPr>
         <w:pStyle w:val="Heading1"/>
       </w:pPr>
-      <w:bookmarkStart w:id="2" w:name="_Toc230064319"/>
+      <w:bookmarkStart w:id="6" w:name="_Toc231546476"/>
+      <w:bookmarkStart w:id="7" w:name="_Toc231546513"/>
+      <w:bookmarkStart w:id="8" w:name="_Toc231546796"/>
       <w:r>
         <w:t>3. Actividad</w:t>
       </w:r>
@@ -883,7 +893,9 @@
       <w:r>
         <w:t>…</w:t>
       </w:r>
-      <w:bookmarkEnd w:id="2"/>
+      <w:bookmarkEnd w:id="6"/>
+      <w:bookmarkEnd w:id="7"/>
+      <w:bookmarkEnd w:id="8"/>
     </w:p>
     <w:p/>
     <w:p>
@@ -906,13 +918,17 @@
       <w:pPr>
         <w:pStyle w:val="Heading1"/>
       </w:pPr>
-      <w:bookmarkStart w:id="3" w:name="_Toc205620316"/>
-      <w:bookmarkStart w:id="4" w:name="_Toc230064320"/>
+      <w:bookmarkStart w:id="9" w:name="_Toc205620316"/>
+      <w:bookmarkStart w:id="10" w:name="_Toc231546477"/>
+      <w:bookmarkStart w:id="11" w:name="_Toc231546514"/>
+      <w:bookmarkStart w:id="12" w:name="_Toc231546797"/>
       <w:r>
         <w:t>Listado de anexos</w:t>
       </w:r>
-      <w:bookmarkEnd w:id="3"/>
-      <w:bookmarkEnd w:id="4"/>
+      <w:bookmarkEnd w:id="9"/>
+      <w:bookmarkEnd w:id="10"/>
+      <w:bookmarkEnd w:id="11"/>
+      <w:bookmarkEnd w:id="12"/>
     </w:p>
     <w:p/>
     <w:tbl>
@@ -991,18 +1007,22 @@
       <w:pPr>
         <w:pStyle w:val="Heading1"/>
       </w:pPr>
-      <w:bookmarkStart w:id="5" w:name="_Toc205620317"/>
-      <w:bookmarkStart w:id="6" w:name="_Toc225060035"/>
-      <w:bookmarkStart w:id="7" w:name="_Toc230064321"/>
+      <w:bookmarkStart w:id="13" w:name="_Toc205620317"/>
+      <w:bookmarkStart w:id="14" w:name="_Toc225060035"/>
+      <w:bookmarkStart w:id="15" w:name="_Toc231546478"/>
+      <w:bookmarkStart w:id="16" w:name="_Toc231546515"/>
+      <w:bookmarkStart w:id="17" w:name="_Toc231546798"/>
       <w:r>
         <w:t>Referencias bibliográficas</w:t>
       </w:r>
-      <w:bookmarkEnd w:id="5"/>
-      <w:bookmarkEnd w:id="6"/>
+      <w:bookmarkEnd w:id="13"/>
+      <w:bookmarkEnd w:id="14"/>
       <w:r>
         <w:t xml:space="preserve"> generales</w:t>
       </w:r>
-      <w:bookmarkEnd w:id="7"/>
+      <w:bookmarkEnd w:id="15"/>
+      <w:bookmarkEnd w:id="16"/>
+      <w:bookmarkEnd w:id="17"/>
     </w:p>
     <w:p>
       <w:pPr>
@@ -1047,7 +1067,6 @@
         <w:t>Referencia 2</w:t>
       </w:r>
     </w:p>
-    <w:p/>
     <w:p/>
     <w:sectPr>
       <w:headerReference w:type="default" r:id="rId9"/>
@@ -1441,8 +1460,8 @@
           <w:tcW w:w="995" w:type="pct"/>
           <w:vAlign w:val="center"/>
         </w:tcPr>
-        <w:bookmarkStart w:id="8" w:name="_Hlk534720586"/>
-        <w:bookmarkStart w:id="9" w:name="_Hlk534720587"/>
+        <w:bookmarkStart w:id="18" w:name="_Hlk534720586"/>
+        <w:bookmarkStart w:id="19" w:name="_Hlk534720587"/>
         <w:p>
           <w:pPr>
             <w:jc w:val="left"/>
@@ -1672,8 +1691,8 @@
       </w:tc>
     </w:tr>
   </w:tbl>
-  <w:bookmarkEnd w:id="8"/>
-  <w:bookmarkEnd w:id="9"/>
+  <w:bookmarkEnd w:id="18"/>
+  <w:bookmarkEnd w:id="19"/>
   <w:p>
     <w:pPr>
       <w:pStyle w:val="Header"/>
@@ -3574,11 +3593,8 @@
     <w:next w:val="Normal"/>
     <w:link w:val="Heading1Char"/>
     <w:qFormat/>
-    <w:rsid w:val="00B70196"/>
+    <w:rsid w:val="001E2176"/>
     <w:pPr>
-      <w:pBdr>
-        <w:bottom w:val="single" w:sz="4" w:space="1" w:color="auto"/>
-      </w:pBdr>
       <w:jc w:val="left"/>
       <w:outlineLvl w:val="0"/>
     </w:pPr>
@@ -4134,7 +4150,7 @@
     <w:name w:val="Heading 1 Char"/>
     <w:basedOn w:val="DefaultParagraphFont"/>
     <w:link w:val="Heading1"/>
-    <w:rsid w:val="00B70196"/>
+    <w:rsid w:val="001E2176"/>
     <w:rPr>
       <w:rFonts w:ascii="Segoe UI Light" w:hAnsi="Segoe UI Light" w:cs="Arial"/>
       <w:color w:val="000000" w:themeColor="text1"/>
